--- a/data/revised_2026-10_full/tracked/v2/Maths/SS1.4_Congruence/Mathematics_Congruence_FinalExplanation_TRACKED.docx
+++ b/data/revised_2026-10_full/tracked/v2/Maths/SS1.4_Congruence/Mathematics_Congruence_FinalExplanation_TRACKED.docx
@@ -436,7 +436,7 @@
               </w:rPr>
               <w:t xml:space="preserve">This is your Final Explanation for the unit. Use what you learned in all 8 lessons to answer the driving question: How does the mathematics of reflection explain why the mirror image of a boat on Lake Victoria is always a perfect, same-sized copy, and how can we use that same idea to prove that two shapes are truly identical? Write your answers in the space under each prompt. Use full sentences, show your working, and use these terms where they fit: line of reflection, perpendicular distance, image, congruence, and y = mx + c. Draw neat labelled diagrams where they help. </w:t>
             </w:r>
-            <w:ins w:id="9001" w:author="Claude (AI) - proposed" w:date="2026-10-15T12:57:44Z">
+            <w:ins w:id="9001" w:author="Claude (AI) - proposed" w:date="2026-10-18T00:30:54Z">
               <w:r>
                 <w:rPr>
                   <w:rFonts w:ascii="Arial" w:cs="Arial" w:eastAsia="Arial" w:hAnsi="Arial"/>
@@ -1382,7 +1382,7 @@
               <w:spacing w:after="40" w:before="0"/>
               <w:jc w:val="left"/>
             </w:pPr>
-            <w:del w:id="9002" w:author="Claude (AI) - proposed" w:date="2026-10-15T12:57:44Z">
+            <w:del w:id="9002" w:author="Claude (AI) - proposed" w:date="2026-10-18T00:30:54Z">
               <w:r>
                 <w:rPr>
                   <w:rFonts w:ascii="Arial" w:cs="Arial" w:eastAsia="Arial" w:hAnsi="Arial"/>
@@ -1397,7 +1397,7 @@
                 <w:delText xml:space="preserve">Clearly</w:delText>
               </w:r>
             </w:del>
-            <w:ins w:id="9003" w:author="Claude (AI) - proposed" w:date="2026-10-15T12:57:44Z">
+            <w:ins w:id="9003" w:author="Claude (AI) - proposed" w:date="2026-10-18T00:30:54Z">
               <w:r>
                 <w:rPr>
                   <w:rFonts w:ascii="Arial" w:cs="Arial" w:eastAsia="Arial" w:hAnsi="Arial"/>
@@ -1445,7 +1445,7 @@
               <w:spacing w:after="40" w:before="0"/>
               <w:jc w:val="left"/>
             </w:pPr>
-            <w:del w:id="9004" w:author="Claude (AI) - proposed" w:date="2026-10-15T12:57:44Z">
+            <w:del w:id="9004" w:author="Claude (AI) - proposed" w:date="2026-10-18T00:30:54Z">
               <w:r>
                 <w:rPr>
                   <w:rFonts w:ascii="Arial" w:cs="Arial" w:eastAsia="Arial" w:hAnsi="Arial"/>
@@ -1460,7 +1460,7 @@
                 <w:delText xml:space="preserve">States</w:delText>
               </w:r>
             </w:del>
-            <w:ins w:id="9005" w:author="Claude (AI) - proposed" w:date="2026-10-15T12:57:44Z">
+            <w:ins w:id="9005" w:author="Claude (AI) - proposed" w:date="2026-10-18T00:30:54Z">
               <w:r>
                 <w:rPr>
                   <w:rFonts w:ascii="Arial" w:cs="Arial" w:eastAsia="Arial" w:hAnsi="Arial"/>
@@ -1508,7 +1508,7 @@
               <w:spacing w:after="40" w:before="0"/>
               <w:jc w:val="left"/>
             </w:pPr>
-            <w:del w:id="9006" w:author="Claude (AI) - proposed" w:date="2026-10-15T12:57:44Z">
+            <w:del w:id="9006" w:author="Claude (AI) - proposed" w:date="2026-10-18T00:30:54Z">
               <w:r>
                 <w:rPr>
                   <w:rFonts w:ascii="Arial" w:cs="Arial" w:eastAsia="Arial" w:hAnsi="Arial"/>
@@ -1523,7 +1523,7 @@
                 <w:delText xml:space="preserve">Says</w:delText>
               </w:r>
             </w:del>
-            <w:ins w:id="9007" w:author="Claude (AI) - proposed" w:date="2026-10-15T12:57:44Z">
+            <w:ins w:id="9007" w:author="Claude (AI) - proposed" w:date="2026-10-18T00:30:54Z">
               <w:r>
                 <w:rPr>
                   <w:rFonts w:ascii="Arial" w:cs="Arial" w:eastAsia="Arial" w:hAnsi="Arial"/>
@@ -1606,7 +1606,7 @@
               <w:spacing w:after="40" w:before="0"/>
               <w:jc w:val="left"/>
             </w:pPr>
-            <w:del w:id="9008" w:author="Claude (AI) - proposed" w:date="2026-10-15T12:57:44Z">
+            <w:del w:id="9008" w:author="Claude (AI) - proposed" w:date="2026-10-18T00:30:54Z">
               <w:r>
                 <w:rPr>
                   <w:rFonts w:ascii="Arial" w:cs="Arial" w:eastAsia="Arial" w:hAnsi="Arial"/>
@@ -1621,7 +1621,7 @@
                 <w:delText xml:space="preserve">All</w:delText>
               </w:r>
             </w:del>
-            <w:ins w:id="9009" w:author="Claude (AI) - proposed" w:date="2026-10-15T12:57:44Z">
+            <w:ins w:id="9009" w:author="Claude (AI) - proposed" w:date="2026-10-18T00:30:54Z">
               <w:r>
                 <w:rPr>
                   <w:rFonts w:ascii="Arial" w:cs="Arial" w:eastAsia="Arial" w:hAnsi="Arial"/>
@@ -1669,7 +1669,7 @@
               <w:spacing w:after="40" w:before="0"/>
               <w:jc w:val="left"/>
             </w:pPr>
-            <w:del w:id="9010" w:author="Claude (AI) - proposed" w:date="2026-10-15T12:57:44Z">
+            <w:del w:id="9010" w:author="Claude (AI) - proposed" w:date="2026-10-18T00:30:54Z">
               <w:r>
                 <w:rPr>
                   <w:rFonts w:ascii="Arial" w:cs="Arial" w:eastAsia="Arial" w:hAnsi="Arial"/>
@@ -1684,7 +1684,7 @@
                 <w:delText xml:space="preserve">Most</w:delText>
               </w:r>
             </w:del>
-            <w:ins w:id="9011" w:author="Claude (AI) - proposed" w:date="2026-10-15T12:57:44Z">
+            <w:ins w:id="9011" w:author="Claude (AI) - proposed" w:date="2026-10-18T00:30:54Z">
               <w:r>
                 <w:rPr>
                   <w:rFonts w:ascii="Arial" w:cs="Arial" w:eastAsia="Arial" w:hAnsi="Arial"/>
@@ -1732,7 +1732,7 @@
               <w:spacing w:after="40" w:before="0"/>
               <w:jc w:val="left"/>
             </w:pPr>
-            <w:del w:id="9012" w:author="Claude (AI) - proposed" w:date="2026-10-15T12:57:44Z">
+            <w:del w:id="9012" w:author="Claude (AI) - proposed" w:date="2026-10-18T00:30:54Z">
               <w:r>
                 <w:rPr>
                   <w:rFonts w:ascii="Arial" w:cs="Arial" w:eastAsia="Arial" w:hAnsi="Arial"/>
@@ -1747,7 +1747,7 @@
                 <w:delText xml:space="preserve">Several</w:delText>
               </w:r>
             </w:del>
-            <w:ins w:id="9013" w:author="Claude (AI) - proposed" w:date="2026-10-15T12:57:44Z">
+            <w:ins w:id="9013" w:author="Claude (AI) - proposed" w:date="2026-10-18T00:30:54Z">
               <w:r>
                 <w:rPr>
                   <w:rFonts w:ascii="Arial" w:cs="Arial" w:eastAsia="Arial" w:hAnsi="Arial"/>
@@ -1830,7 +1830,7 @@
               <w:spacing w:after="40" w:before="0"/>
               <w:jc w:val="left"/>
             </w:pPr>
-            <w:del w:id="9014" w:author="Claude (AI) - proposed" w:date="2026-10-15T12:57:44Z">
+            <w:del w:id="9014" w:author="Claude (AI) - proposed" w:date="2026-10-18T00:30:54Z">
               <w:r>
                 <w:rPr>
                   <w:rFonts w:ascii="Arial" w:cs="Arial" w:eastAsia="Arial" w:hAnsi="Arial"/>
@@ -1845,7 +1845,7 @@
                 <w:delText xml:space="preserve">Names SSS</w:delText>
               </w:r>
             </w:del>
-            <w:ins w:id="9015" w:author="Claude (AI) - proposed" w:date="2026-10-15T12:57:44Z">
+            <w:ins w:id="9015" w:author="Claude (AI) - proposed" w:date="2026-10-18T00:30:54Z">
               <w:r>
                 <w:rPr>
                   <w:rFonts w:ascii="Arial" w:cs="Arial" w:eastAsia="Arial" w:hAnsi="Arial"/>
@@ -1893,7 +1893,7 @@
               <w:spacing w:after="40" w:before="0"/>
               <w:jc w:val="left"/>
             </w:pPr>
-            <w:del w:id="9016" w:author="Claude (AI) - proposed" w:date="2026-10-15T12:57:44Z">
+            <w:del w:id="9016" w:author="Claude (AI) - proposed" w:date="2026-10-18T00:30:54Z">
               <w:r>
                 <w:rPr>
                   <w:rFonts w:ascii="Arial" w:cs="Arial" w:eastAsia="Arial" w:hAnsi="Arial"/>
@@ -1908,7 +1908,7 @@
                 <w:delText xml:space="preserve">Names</w:delText>
               </w:r>
             </w:del>
-            <w:ins w:id="9017" w:author="Claude (AI) - proposed" w:date="2026-10-15T12:57:44Z">
+            <w:ins w:id="9017" w:author="Claude (AI) - proposed" w:date="2026-10-18T00:30:54Z">
               <w:r>
                 <w:rPr>
                   <w:rFonts w:ascii="Arial" w:cs="Arial" w:eastAsia="Arial" w:hAnsi="Arial"/>
@@ -1956,7 +1956,7 @@
               <w:spacing w:after="40" w:before="0"/>
               <w:jc w:val="left"/>
             </w:pPr>
-            <w:del w:id="9018" w:author="Claude (AI) - proposed" w:date="2026-10-15T12:57:44Z">
+            <w:del w:id="9018" w:author="Claude (AI) - proposed" w:date="2026-10-18T00:30:54Z">
               <w:r>
                 <w:rPr>
                   <w:rFonts w:ascii="Arial" w:cs="Arial" w:eastAsia="Arial" w:hAnsi="Arial"/>
@@ -1971,7 +1971,7 @@
                 <w:delText xml:space="preserve">Does</w:delText>
               </w:r>
             </w:del>
-            <w:ins w:id="9019" w:author="Claude (AI) - proposed" w:date="2026-10-15T12:57:44Z">
+            <w:ins w:id="9019" w:author="Claude (AI) - proposed" w:date="2026-10-18T00:30:54Z">
               <w:r>
                 <w:rPr>
                   <w:rFonts w:ascii="Arial" w:cs="Arial" w:eastAsia="Arial" w:hAnsi="Arial"/>
@@ -2054,7 +2054,7 @@
               <w:spacing w:after="40" w:before="0"/>
               <w:jc w:val="left"/>
             </w:pPr>
-            <w:del w:id="9020" w:author="Claude (AI) - proposed" w:date="2026-10-15T12:57:44Z">
+            <w:del w:id="9020" w:author="Claude (AI) - proposed" w:date="2026-10-18T00:30:54Z">
               <w:r>
                 <w:rPr>
                   <w:rFonts w:ascii="Arial" w:cs="Arial" w:eastAsia="Arial" w:hAnsi="Arial"/>
@@ -2069,7 +2069,7 @@
                 <w:delText xml:space="preserve">Uses</w:delText>
               </w:r>
             </w:del>
-            <w:ins w:id="9021" w:author="Claude (AI) - proposed" w:date="2026-10-15T12:57:44Z">
+            <w:ins w:id="9021" w:author="Claude (AI) - proposed" w:date="2026-10-18T00:30:54Z">
               <w:r>
                 <w:rPr>
                   <w:rFonts w:ascii="Arial" w:cs="Arial" w:eastAsia="Arial" w:hAnsi="Arial"/>
@@ -2117,7 +2117,7 @@
               <w:spacing w:after="40" w:before="0"/>
               <w:jc w:val="left"/>
             </w:pPr>
-            <w:del w:id="9022" w:author="Claude (AI) - proposed" w:date="2026-10-15T12:57:44Z">
+            <w:del w:id="9022" w:author="Claude (AI) - proposed" w:date="2026-10-18T00:30:54Z">
               <w:r>
                 <w:rPr>
                   <w:rFonts w:ascii="Arial" w:cs="Arial" w:eastAsia="Arial" w:hAnsi="Arial"/>
@@ -2132,7 +2132,7 @@
                 <w:delText xml:space="preserve">Uses</w:delText>
               </w:r>
             </w:del>
-            <w:ins w:id="9023" w:author="Claude (AI) - proposed" w:date="2026-10-15T12:57:44Z">
+            <w:ins w:id="9023" w:author="Claude (AI) - proposed" w:date="2026-10-18T00:30:54Z">
               <w:r>
                 <w:rPr>
                   <w:rFonts w:ascii="Arial" w:cs="Arial" w:eastAsia="Arial" w:hAnsi="Arial"/>
@@ -2180,7 +2180,7 @@
               <w:spacing w:after="40" w:before="0"/>
               <w:jc w:val="left"/>
             </w:pPr>
-            <w:del w:id="9024" w:author="Claude (AI) - proposed" w:date="2026-10-15T12:57:44Z">
+            <w:del w:id="9024" w:author="Claude (AI) - proposed" w:date="2026-10-18T00:30:54Z">
               <w:r>
                 <w:rPr>
                   <w:rFonts w:ascii="Arial" w:cs="Arial" w:eastAsia="Arial" w:hAnsi="Arial"/>
@@ -2195,7 +2195,7 @@
                 <w:delText xml:space="preserve">Uses</w:delText>
               </w:r>
             </w:del>
-            <w:ins w:id="9025" w:author="Claude (AI) - proposed" w:date="2026-10-15T12:57:44Z">
+            <w:ins w:id="9025" w:author="Claude (AI) - proposed" w:date="2026-10-18T00:30:54Z">
               <w:r>
                 <w:rPr>
                   <w:rFonts w:ascii="Arial" w:cs="Arial" w:eastAsia="Arial" w:hAnsi="Arial"/>
@@ -2278,7 +2278,7 @@
               <w:spacing w:after="40" w:before="0"/>
               <w:jc w:val="left"/>
             </w:pPr>
-            <w:del w:id="9026" w:author="Claude (AI) - proposed" w:date="2026-10-15T12:57:44Z">
+            <w:del w:id="9026" w:author="Claude (AI) - proposed" w:date="2026-10-18T00:30:54Z">
               <w:r>
                 <w:rPr>
                   <w:rFonts w:ascii="Arial" w:cs="Arial" w:eastAsia="Arial" w:hAnsi="Arial"/>
@@ -2293,7 +2293,7 @@
                 <w:delText xml:space="preserve">Gives</w:delText>
               </w:r>
             </w:del>
-            <w:ins w:id="9027" w:author="Claude (AI) - proposed" w:date="2026-10-15T12:57:44Z">
+            <w:ins w:id="9027" w:author="Claude (AI) - proposed" w:date="2026-10-18T00:30:54Z">
               <w:r>
                 <w:rPr>
                   <w:rFonts w:ascii="Arial" w:cs="Arial" w:eastAsia="Arial" w:hAnsi="Arial"/>
@@ -2341,7 +2341,7 @@
               <w:spacing w:after="40" w:before="0"/>
               <w:jc w:val="left"/>
             </w:pPr>
-            <w:del w:id="9028" w:author="Claude (AI) - proposed" w:date="2026-10-15T12:57:44Z">
+            <w:del w:id="9028" w:author="Claude (AI) - proposed" w:date="2026-10-18T00:30:54Z">
               <w:r>
                 <w:rPr>
                   <w:rFonts w:ascii="Arial" w:cs="Arial" w:eastAsia="Arial" w:hAnsi="Arial"/>
@@ -2356,7 +2356,7 @@
                 <w:delText xml:space="preserve">Explains</w:delText>
               </w:r>
             </w:del>
-            <w:ins w:id="9029" w:author="Claude (AI) - proposed" w:date="2026-10-15T12:57:44Z">
+            <w:ins w:id="9029" w:author="Claude (AI) - proposed" w:date="2026-10-18T00:30:54Z">
               <w:r>
                 <w:rPr>
                   <w:rFonts w:ascii="Arial" w:cs="Arial" w:eastAsia="Arial" w:hAnsi="Arial"/>
@@ -2404,7 +2404,7 @@
               <w:spacing w:after="40" w:before="0"/>
               <w:jc w:val="left"/>
             </w:pPr>
-            <w:del w:id="9030" w:author="Claude (AI) - proposed" w:date="2026-10-15T12:57:44Z">
+            <w:del w:id="9030" w:author="Claude (AI) - proposed" w:date="2026-10-18T00:30:54Z">
               <w:r>
                 <w:rPr>
                   <w:rFonts w:ascii="Arial" w:cs="Arial" w:eastAsia="Arial" w:hAnsi="Arial"/>
@@ -2419,7 +2419,7 @@
                 <w:delText xml:space="preserve">Gives</w:delText>
               </w:r>
             </w:del>
-            <w:ins w:id="9031" w:author="Claude (AI) - proposed" w:date="2026-10-15T12:57:44Z">
+            <w:ins w:id="9031" w:author="Claude (AI) - proposed" w:date="2026-10-18T00:30:54Z">
               <w:r>
                 <w:rPr>
                   <w:rFonts w:ascii="Arial" w:cs="Arial" w:eastAsia="Arial" w:hAnsi="Arial"/>
@@ -2569,7 +2569,7 @@
         </w:rPr>
         <w:t xml:space="preserve">© 2026 SeaVuria and ARES. This work is licensed under a </w:t>
       </w:r>
-      <w:hyperlink w:history="1" r:id="rIdwnovplrn3csp5s6fyyqnl">
+      <w:hyperlink w:history="1" r:id="rIdhkllgeohcjkyqiiikzbog">
         <w:r>
           <w:rPr>
             <w:rFonts w:ascii="Arial" w:cs="Arial" w:eastAsia="Arial" w:hAnsi="Arial"/>
@@ -2589,7 +2589,7 @@
         </w:rPr>
         <w:t xml:space="preserve"> (</w:t>
       </w:r>
-      <w:hyperlink w:history="1" r:id="rIdzktdsht3cxr2fohxf-ysw">
+      <w:hyperlink w:history="1" r:id="rIdzjc0kal8pvporbznk2ebl">
         <w:r>
           <w:rPr>
             <w:rFonts w:ascii="Arial" w:cs="Arial" w:eastAsia="Arial" w:hAnsi="Arial"/>
@@ -2609,7 +2609,7 @@
         </w:rPr>
         <w:t xml:space="preserve">). To view a copy of this license, visit </w:t>
       </w:r>
-      <w:hyperlink w:history="1" r:id="rIdb7szb0ultptnxberx2esi">
+      <w:hyperlink w:history="1" r:id="rIdgixch-leu3ujucqlyf6rr">
         <w:r>
           <w:rPr>
             <w:rFonts w:ascii="Arial" w:cs="Arial" w:eastAsia="Arial" w:hAnsi="Arial"/>
